--- a/接口文档  .docx
+++ b/接口文档  .docx
@@ -35,6 +35,12 @@
           <w:rFonts w:hint="eastAsia"/>
         </w:rPr>
         <w:t xml:space="preserve">脚本管理 </w:t>
+      </w:r>
+      <w:r>
+        <w:rPr>
+          <w:rFonts w:hint="eastAsia"/>
+        </w:rPr>
+        <w:t>（缺少页面）</w:t>
       </w:r>
     </w:p>
     <w:p>
@@ -74,7 +80,7 @@
                     <pic:cNvPicPr/>
                   </pic:nvPicPr>
                   <pic:blipFill>
-                    <a:blip r:embed="rId6"/>
+                    <a:blip r:embed="rId7"/>
                     <a:stretch>
                       <a:fillRect/>
                     </a:stretch>
@@ -116,7 +122,7 @@
                     <pic:cNvPicPr/>
                   </pic:nvPicPr>
                   <pic:blipFill>
-                    <a:blip r:embed="rId7"/>
+                    <a:blip r:embed="rId8"/>
                     <a:stretch>
                       <a:fillRect/>
                     </a:stretch>
@@ -219,7 +225,7 @@
                     <pic:cNvPicPr/>
                   </pic:nvPicPr>
                   <pic:blipFill>
-                    <a:blip r:embed="rId8"/>
+                    <a:blip r:embed="rId9"/>
                     <a:stretch>
                       <a:fillRect/>
                     </a:stretch>
@@ -274,7 +280,7 @@
                     <pic:cNvPicPr/>
                   </pic:nvPicPr>
                   <pic:blipFill>
-                    <a:blip r:embed="rId9"/>
+                    <a:blip r:embed="rId10"/>
                     <a:stretch>
                       <a:fillRect/>
                     </a:stretch>
@@ -318,6 +324,12 @@
         </w:rPr>
         <w:t>报告管理</w:t>
       </w:r>
+      <w:r>
+        <w:rPr>
+          <w:rFonts w:hint="eastAsia"/>
+        </w:rPr>
+        <w:t>（缺少页面）</w:t>
+      </w:r>
     </w:p>
     <w:p>
       <w:pPr>
@@ -359,7 +371,7 @@
                     <pic:cNvPicPr/>
                   </pic:nvPicPr>
                   <pic:blipFill>
-                    <a:blip r:embed="rId10"/>
+                    <a:blip r:embed="rId11"/>
                     <a:stretch>
                       <a:fillRect/>
                     </a:stretch>
@@ -411,7 +423,7 @@
                     <pic:cNvPicPr/>
                   </pic:nvPicPr>
                   <pic:blipFill>
-                    <a:blip r:embed="rId11"/>
+                    <a:blip r:embed="rId12"/>
                     <a:stretch>
                       <a:fillRect/>
                     </a:stretch>
@@ -470,7 +482,7 @@
                     <pic:cNvPicPr/>
                   </pic:nvPicPr>
                   <pic:blipFill>
-                    <a:blip r:embed="rId12"/>
+                    <a:blip r:embed="rId13"/>
                     <a:stretch>
                       <a:fillRect/>
                     </a:stretch>
@@ -524,7 +536,7 @@
                     <pic:cNvPicPr/>
                   </pic:nvPicPr>
                   <pic:blipFill>
-                    <a:blip r:embed="rId13"/>
+                    <a:blip r:embed="rId14"/>
                     <a:stretch>
                       <a:fillRect/>
                     </a:stretch>
@@ -557,6 +569,420 @@
         <w:t>删除报告</w:t>
       </w:r>
     </w:p>
+    <w:p/>
+    <w:p/>
+    <w:p/>
+    <w:p>
+      <w:pPr>
+        <w:pStyle w:val="1"/>
+      </w:pPr>
+      <w:r>
+        <w:t>B</w:t>
+      </w:r>
+      <w:r>
+        <w:rPr>
+          <w:rFonts w:hint="eastAsia"/>
+        </w:rPr>
+        <w:t>ug与修改</w:t>
+      </w:r>
+    </w:p>
+    <w:p>
+      <w:pPr>
+        <w:rPr>
+          <w:rFonts w:hint="eastAsia"/>
+        </w:rPr>
+      </w:pPr>
+    </w:p>
+    <w:p>
+      <w:pPr>
+        <w:rPr>
+          <w:rFonts w:hint="eastAsia"/>
+          <w:i/>
+          <w:iCs/>
+        </w:rPr>
+      </w:pPr>
+      <w:r>
+        <w:rPr>
+          <w:rFonts w:hint="eastAsia"/>
+          <w:i/>
+          <w:iCs/>
+        </w:rPr>
+        <w:t>1.</w:t>
+      </w:r>
+      <w:r>
+        <w:rPr>
+          <w:i/>
+          <w:iCs/>
+        </w:rPr>
+        <w:t>年级及年级主任信息</w:t>
+      </w:r>
+      <w:r>
+        <w:rPr>
+          <w:rFonts w:hint="eastAsia"/>
+          <w:i/>
+          <w:iCs/>
+        </w:rPr>
+        <w:t xml:space="preserve">   </w:t>
+      </w:r>
+      <w:r>
+        <w:rPr>
+          <w:i/>
+          <w:iCs/>
+        </w:rPr>
+        <w:t>Grade</w:t>
+      </w:r>
+      <w:r>
+        <w:rPr>
+          <w:rFonts w:hint="eastAsia"/>
+          <w:i/>
+          <w:iCs/>
+        </w:rPr>
+        <w:t xml:space="preserve">   </w:t>
+      </w:r>
+      <w:proofErr w:type="spellStart"/>
+      <w:r>
+        <w:rPr>
+          <w:rFonts w:hint="eastAsia"/>
+          <w:i/>
+          <w:iCs/>
+        </w:rPr>
+        <w:t>g</w:t>
+      </w:r>
+      <w:r>
+        <w:rPr>
+          <w:i/>
+          <w:iCs/>
+        </w:rPr>
+        <w:t>rade</w:t>
+      </w:r>
+      <w:proofErr w:type="spellEnd"/>
+      <w:r>
+        <w:rPr>
+          <w:rFonts w:hint="eastAsia"/>
+          <w:i/>
+          <w:iCs/>
+        </w:rPr>
+        <w:t xml:space="preserve">   不要了，都删除</w:t>
+      </w:r>
+    </w:p>
+    <w:p>
+      <w:pPr>
+        <w:rPr>
+          <w:i/>
+          <w:iCs/>
+        </w:rPr>
+      </w:pPr>
+    </w:p>
+    <w:p>
+      <w:pPr>
+        <w:pStyle w:val="2"/>
+      </w:pPr>
+      <w:r>
+        <w:rPr>
+          <w:rFonts w:hint="eastAsia"/>
+        </w:rPr>
+        <w:lastRenderedPageBreak/>
+        <w:t>部门管理：</w:t>
+      </w:r>
+    </w:p>
+    <w:p>
+      <w:pPr>
+        <w:rPr>
+          <w:rFonts w:hint="eastAsia"/>
+        </w:rPr>
+      </w:pPr>
+    </w:p>
+    <w:p>
+      <w:pPr>
+        <w:rPr>
+          <w:rFonts w:hint="eastAsia"/>
+          <w:i/>
+          <w:iCs/>
+        </w:rPr>
+      </w:pPr>
+      <w:r>
+        <w:rPr>
+          <w:noProof/>
+        </w:rPr>
+        <w:drawing>
+          <wp:inline distT="0" distB="0" distL="0" distR="0" wp14:anchorId="4A7FC875" wp14:editId="4144FB9B">
+            <wp:extent cx="5274310" cy="2191385"/>
+            <wp:effectExtent l="0" t="0" r="2540" b="0"/>
+            <wp:docPr id="1161095532" name="图片 1"/>
+            <wp:cNvGraphicFramePr>
+              <a:graphicFrameLocks xmlns:a="http://schemas.openxmlformats.org/drawingml/2006/main" noChangeAspect="1"/>
+            </wp:cNvGraphicFramePr>
+            <a:graphic xmlns:a="http://schemas.openxmlformats.org/drawingml/2006/main">
+              <a:graphicData uri="http://schemas.openxmlformats.org/drawingml/2006/picture">
+                <pic:pic xmlns:pic="http://schemas.openxmlformats.org/drawingml/2006/picture">
+                  <pic:nvPicPr>
+                    <pic:cNvPr id="1161095532" name=""/>
+                    <pic:cNvPicPr/>
+                  </pic:nvPicPr>
+                  <pic:blipFill>
+                    <a:blip r:embed="rId15"/>
+                    <a:stretch>
+                      <a:fillRect/>
+                    </a:stretch>
+                  </pic:blipFill>
+                  <pic:spPr>
+                    <a:xfrm>
+                      <a:off x="0" y="0"/>
+                      <a:ext cx="5274310" cy="2191385"/>
+                    </a:xfrm>
+                    <a:prstGeom prst="rect">
+                      <a:avLst/>
+                    </a:prstGeom>
+                  </pic:spPr>
+                </pic:pic>
+              </a:graphicData>
+            </a:graphic>
+          </wp:inline>
+        </w:drawing>
+      </w:r>
+    </w:p>
+    <w:p>
+      <w:pPr>
+        <w:pStyle w:val="3"/>
+      </w:pPr>
+      <w:r>
+        <w:rPr>
+          <w:rFonts w:hint="eastAsia"/>
+        </w:rPr>
+        <w:t>1.刷新页面有报错：</w:t>
+      </w:r>
+      <w:hyperlink r:id="rId16" w:history="1">
+        <w:r>
+          <w:rPr>
+            <w:rStyle w:val="af3"/>
+          </w:rPr>
+          <w:t>http://localhost:9802/sms/gradeController/getGrades</w:t>
+        </w:r>
+      </w:hyperlink>
+      <w:r>
+        <w:rPr>
+          <w:rFonts w:hint="eastAsia"/>
+        </w:rPr>
+        <w:t xml:space="preserve"> 接口不要的</w:t>
+      </w:r>
+    </w:p>
+    <w:p>
+      <w:pPr>
+        <w:pStyle w:val="a9"/>
+        <w:ind w:left="576"/>
+      </w:pPr>
+      <w:r>
+        <w:rPr>
+          <w:noProof/>
+        </w:rPr>
+        <w:drawing>
+          <wp:inline distT="0" distB="0" distL="0" distR="0" wp14:anchorId="0B74FD20" wp14:editId="7DF9C1BB">
+            <wp:extent cx="5274310" cy="2077720"/>
+            <wp:effectExtent l="0" t="0" r="2540" b="0"/>
+            <wp:docPr id="652025362" name="图片 1"/>
+            <wp:cNvGraphicFramePr>
+              <a:graphicFrameLocks xmlns:a="http://schemas.openxmlformats.org/drawingml/2006/main" noChangeAspect="1"/>
+            </wp:cNvGraphicFramePr>
+            <a:graphic xmlns:a="http://schemas.openxmlformats.org/drawingml/2006/main">
+              <a:graphicData uri="http://schemas.openxmlformats.org/drawingml/2006/picture">
+                <pic:pic xmlns:pic="http://schemas.openxmlformats.org/drawingml/2006/picture">
+                  <pic:nvPicPr>
+                    <pic:cNvPr id="652025362" name=""/>
+                    <pic:cNvPicPr/>
+                  </pic:nvPicPr>
+                  <pic:blipFill>
+                    <a:blip r:embed="rId17"/>
+                    <a:stretch>
+                      <a:fillRect/>
+                    </a:stretch>
+                  </pic:blipFill>
+                  <pic:spPr>
+                    <a:xfrm>
+                      <a:off x="0" y="0"/>
+                      <a:ext cx="5274310" cy="2077720"/>
+                    </a:xfrm>
+                    <a:prstGeom prst="rect">
+                      <a:avLst/>
+                    </a:prstGeom>
+                  </pic:spPr>
+                </pic:pic>
+              </a:graphicData>
+            </a:graphic>
+          </wp:inline>
+        </w:drawing>
+      </w:r>
+    </w:p>
+    <w:p>
+      <w:pPr>
+        <w:pStyle w:val="3"/>
+        <w:rPr>
+          <w:rFonts w:hint="eastAsia"/>
+        </w:rPr>
+      </w:pPr>
+      <w:r>
+        <w:rPr>
+          <w:rFonts w:hint="eastAsia"/>
+        </w:rPr>
+        <w:lastRenderedPageBreak/>
+        <w:t>2.搜索年级名称去掉</w:t>
+      </w:r>
+    </w:p>
+    <w:p>
+      <w:pPr>
+        <w:pStyle w:val="a9"/>
+        <w:ind w:left="576"/>
+        <w:rPr>
+          <w:rFonts w:hint="eastAsia"/>
+        </w:rPr>
+      </w:pPr>
+      <w:r>
+        <w:rPr>
+          <w:noProof/>
+        </w:rPr>
+        <w:drawing>
+          <wp:inline distT="0" distB="0" distL="0" distR="0" wp14:anchorId="17338D6A" wp14:editId="3D6F5CFF">
+            <wp:extent cx="5274310" cy="3732530"/>
+            <wp:effectExtent l="0" t="0" r="2540" b="1270"/>
+            <wp:docPr id="1123084963" name="图片 1"/>
+            <wp:cNvGraphicFramePr>
+              <a:graphicFrameLocks xmlns:a="http://schemas.openxmlformats.org/drawingml/2006/main" noChangeAspect="1"/>
+            </wp:cNvGraphicFramePr>
+            <a:graphic xmlns:a="http://schemas.openxmlformats.org/drawingml/2006/main">
+              <a:graphicData uri="http://schemas.openxmlformats.org/drawingml/2006/picture">
+                <pic:pic xmlns:pic="http://schemas.openxmlformats.org/drawingml/2006/picture">
+                  <pic:nvPicPr>
+                    <pic:cNvPr id="1123084963" name=""/>
+                    <pic:cNvPicPr/>
+                  </pic:nvPicPr>
+                  <pic:blipFill>
+                    <a:blip r:embed="rId18"/>
+                    <a:stretch>
+                      <a:fillRect/>
+                    </a:stretch>
+                  </pic:blipFill>
+                  <pic:spPr>
+                    <a:xfrm>
+                      <a:off x="0" y="0"/>
+                      <a:ext cx="5274310" cy="3732530"/>
+                    </a:xfrm>
+                    <a:prstGeom prst="rect">
+                      <a:avLst/>
+                    </a:prstGeom>
+                  </pic:spPr>
+                </pic:pic>
+              </a:graphicData>
+            </a:graphic>
+          </wp:inline>
+        </w:drawing>
+      </w:r>
+    </w:p>
+    <w:p>
+      <w:pPr>
+        <w:pStyle w:val="3"/>
+      </w:pPr>
+      <w:r>
+        <w:rPr>
+          <w:rFonts w:hint="eastAsia"/>
+        </w:rPr>
+        <w:t xml:space="preserve">3.修改   </w:t>
+      </w:r>
+      <w:proofErr w:type="gramStart"/>
+      <w:r>
+        <w:rPr>
+          <w:rFonts w:hint="eastAsia"/>
+        </w:rPr>
+        <w:t>页面  所属片区</w:t>
+      </w:r>
+      <w:proofErr w:type="gramEnd"/>
+      <w:r>
+        <w:rPr>
+          <w:rFonts w:hint="eastAsia"/>
+        </w:rPr>
+        <w:t xml:space="preserve">   </w:t>
+      </w:r>
+      <w:proofErr w:type="gramStart"/>
+      <w:r>
+        <w:rPr>
+          <w:rFonts w:hint="eastAsia"/>
+        </w:rPr>
+        <w:t>改成输入文本  不要下拉选择</w:t>
+      </w:r>
+      <w:proofErr w:type="gramEnd"/>
+    </w:p>
+    <w:p/>
+    <w:p>
+      <w:pPr>
+        <w:rPr>
+          <w:rFonts w:hint="eastAsia"/>
+        </w:rPr>
+      </w:pPr>
+      <w:r>
+        <w:rPr>
+          <w:noProof/>
+        </w:rPr>
+        <w:drawing>
+          <wp:inline distT="0" distB="0" distL="0" distR="0" wp14:anchorId="7D8D215F" wp14:editId="415397E8">
+            <wp:extent cx="5274310" cy="2251075"/>
+            <wp:effectExtent l="0" t="0" r="2540" b="0"/>
+            <wp:docPr id="1190529720" name="图片 1"/>
+            <wp:cNvGraphicFramePr>
+              <a:graphicFrameLocks xmlns:a="http://schemas.openxmlformats.org/drawingml/2006/main" noChangeAspect="1"/>
+            </wp:cNvGraphicFramePr>
+            <a:graphic xmlns:a="http://schemas.openxmlformats.org/drawingml/2006/main">
+              <a:graphicData uri="http://schemas.openxmlformats.org/drawingml/2006/picture">
+                <pic:pic xmlns:pic="http://schemas.openxmlformats.org/drawingml/2006/picture">
+                  <pic:nvPicPr>
+                    <pic:cNvPr id="1190529720" name=""/>
+                    <pic:cNvPicPr/>
+                  </pic:nvPicPr>
+                  <pic:blipFill>
+                    <a:blip r:embed="rId19"/>
+                    <a:stretch>
+                      <a:fillRect/>
+                    </a:stretch>
+                  </pic:blipFill>
+                  <pic:spPr>
+                    <a:xfrm>
+                      <a:off x="0" y="0"/>
+                      <a:ext cx="5274310" cy="2251075"/>
+                    </a:xfrm>
+                    <a:prstGeom prst="rect">
+                      <a:avLst/>
+                    </a:prstGeom>
+                  </pic:spPr>
+                </pic:pic>
+              </a:graphicData>
+            </a:graphic>
+          </wp:inline>
+        </w:drawing>
+      </w:r>
+    </w:p>
+    <w:p>
+      <w:pPr>
+        <w:pStyle w:val="2"/>
+      </w:pPr>
+      <w:r>
+        <w:rPr>
+          <w:rFonts w:hint="eastAsia"/>
+        </w:rPr>
+        <w:t xml:space="preserve">年级管理模块   </w:t>
+      </w:r>
+      <w:proofErr w:type="gramStart"/>
+      <w:r>
+        <w:rPr>
+          <w:rFonts w:hint="eastAsia"/>
+        </w:rPr>
+        <w:t>不要了  去掉即可</w:t>
+      </w:r>
+      <w:proofErr w:type="gramEnd"/>
+    </w:p>
+    <w:p>
+      <w:pPr>
+        <w:rPr>
+          <w:rFonts w:hint="eastAsia"/>
+        </w:rPr>
+      </w:pPr>
+    </w:p>
     <w:sectPr>
       <w:pgSz w:w="11906" w:h="16838"/>
       <w:pgMar w:top="1440" w:right="1800" w:bottom="1440" w:left="1800" w:header="851" w:footer="992" w:gutter="0"/>
@@ -615,6 +1041,103 @@
     </w:p>
   </w:footnote>
 </w:footnotes>
+</file>
+
+<file path=word/numbering.xml><?xml version="1.0" encoding="utf-8"?>
+<w:numbering xmlns:wpc="http://schemas.microsoft.com/office/word/2010/wordprocessingCanvas" xmlns:cx="http://schemas.microsoft.com/office/drawing/2014/chartex" xmlns:cx1="http://schemas.microsoft.com/office/drawing/2015/9/8/chartex" xmlns:cx2="http://schemas.microsoft.com/office/drawing/2015/10/21/chartex" xmlns:cx3="http://schemas.microsoft.com/office/drawing/2016/5/9/chartex" xmlns:cx4="http://schemas.microsoft.com/office/drawing/2016/5/10/chartex" xmlns:cx5="http://schemas.microsoft.com/office/drawing/2016/5/11/chartex" xmlns:cx6="http://schemas.microsoft.com/office/drawing/2016/5/12/chartex" xmlns:cx7="http://schemas.microsoft.com/office/drawing/2016/5/13/chartex" xmlns:cx8="http://schemas.microsoft.com/office/drawing/2016/5/14/chartex" xmlns:mc="http://schemas.openxmlformats.org/markup-compatibility/2006" xmlns:aink="http://schemas.microsoft.com/office/drawing/2016/ink" xmlns:am3d="http://schemas.microsoft.com/office/drawing/2017/model3d" xmlns:o="urn:schemas-microsoft-com:office:office" xmlns:oel="http://schemas.microsoft.com/office/2019/extlst" xmlns:r="http://schemas.openxmlformats.org/officeDocument/2006/relationships" xmlns:m="http://schemas.openxmlformats.org/officeDocument/2006/math" xmlns:v="urn:schemas-microsoft-com:vml" xmlns:wp14="http://schemas.microsoft.com/office/word/2010/wordprocessingDrawing" xmlns:wp="http://schemas.openxmlformats.org/drawingml/2006/wordprocessingDrawing" xmlns:w10="urn:schemas-microsoft-com:office:word" xmlns:w="http://schemas.openxmlformats.org/wordprocessingml/2006/main" xmlns:w14="http://schemas.microsoft.com/office/word/2010/wordml" xmlns:w15="http://schemas.microsoft.com/office/word/2012/wordml" xmlns:w16cei="http://schemas.microsoft.com/office/word/2026/wordml/cei" xmlns:w16cex="http://schemas.microsoft.com/office/word/2018/wordml/cex" xmlns:w16cid="http://schemas.microsoft.com/office/word/2016/wordml/cid" xmlns:w16="http://schemas.microsoft.com/office/word/2018/wordml" xmlns:w16du="http://schemas.microsoft.com/office/word/2023/wordml/word16du" xmlns:w16sdtdh="http://schemas.microsoft.com/office/word/2020/wordml/sdtdatahash" xmlns:w16sdtfl="http://schemas.microsoft.com/office/word/2024/wordml/sdtformatlock" xmlns:w16se="http://schemas.microsoft.com/office/word/2015/wordml/symex" xmlns:wpg="http://schemas.microsoft.com/office/word/2010/wordprocessingGroup" xmlns:wpi="http://schemas.microsoft.com/office/word/2010/wordprocessingInk" xmlns:wne="http://schemas.microsoft.com/office/word/2006/wordml" xmlns:wps="http://schemas.microsoft.com/office/word/2010/wordprocessingShape" mc:Ignorable="w14 w15 w16se w16cid w16 w16cex w16sdtdh w16sdtfl w16du wp14">
+  <w:abstractNum w:abstractNumId="0" w15:restartNumberingAfterBreak="0">
+    <w:nsid w:val="1B2D46B1"/>
+    <w:multiLevelType w:val="hybridMultilevel"/>
+    <w:tmpl w:val="776CE99E"/>
+    <w:lvl w:ilvl="0" w:tplc="623866C8">
+      <w:start w:val="1"/>
+      <w:numFmt w:val="decimal"/>
+      <w:lvlText w:val="%1."/>
+      <w:lvlJc w:val="left"/>
+      <w:pPr>
+        <w:ind w:left="576" w:hanging="360"/>
+      </w:pPr>
+      <w:rPr>
+        <w:rFonts w:hint="default"/>
+      </w:rPr>
+    </w:lvl>
+    <w:lvl w:ilvl="1" w:tplc="04090019" w:tentative="1">
+      <w:start w:val="1"/>
+      <w:numFmt w:val="lowerLetter"/>
+      <w:lvlText w:val="%2)"/>
+      <w:lvlJc w:val="left"/>
+      <w:pPr>
+        <w:ind w:left="1096" w:hanging="440"/>
+      </w:pPr>
+    </w:lvl>
+    <w:lvl w:ilvl="2" w:tplc="0409001B" w:tentative="1">
+      <w:start w:val="1"/>
+      <w:numFmt w:val="lowerRoman"/>
+      <w:lvlText w:val="%3."/>
+      <w:lvlJc w:val="right"/>
+      <w:pPr>
+        <w:ind w:left="1536" w:hanging="440"/>
+      </w:pPr>
+    </w:lvl>
+    <w:lvl w:ilvl="3" w:tplc="0409000F" w:tentative="1">
+      <w:start w:val="1"/>
+      <w:numFmt w:val="decimal"/>
+      <w:lvlText w:val="%4."/>
+      <w:lvlJc w:val="left"/>
+      <w:pPr>
+        <w:ind w:left="1976" w:hanging="440"/>
+      </w:pPr>
+    </w:lvl>
+    <w:lvl w:ilvl="4" w:tplc="04090019" w:tentative="1">
+      <w:start w:val="1"/>
+      <w:numFmt w:val="lowerLetter"/>
+      <w:lvlText w:val="%5)"/>
+      <w:lvlJc w:val="left"/>
+      <w:pPr>
+        <w:ind w:left="2416" w:hanging="440"/>
+      </w:pPr>
+    </w:lvl>
+    <w:lvl w:ilvl="5" w:tplc="0409001B" w:tentative="1">
+      <w:start w:val="1"/>
+      <w:numFmt w:val="lowerRoman"/>
+      <w:lvlText w:val="%6."/>
+      <w:lvlJc w:val="right"/>
+      <w:pPr>
+        <w:ind w:left="2856" w:hanging="440"/>
+      </w:pPr>
+    </w:lvl>
+    <w:lvl w:ilvl="6" w:tplc="0409000F" w:tentative="1">
+      <w:start w:val="1"/>
+      <w:numFmt w:val="decimal"/>
+      <w:lvlText w:val="%7."/>
+      <w:lvlJc w:val="left"/>
+      <w:pPr>
+        <w:ind w:left="3296" w:hanging="440"/>
+      </w:pPr>
+    </w:lvl>
+    <w:lvl w:ilvl="7" w:tplc="04090019" w:tentative="1">
+      <w:start w:val="1"/>
+      <w:numFmt w:val="lowerLetter"/>
+      <w:lvlText w:val="%8)"/>
+      <w:lvlJc w:val="left"/>
+      <w:pPr>
+        <w:ind w:left="3736" w:hanging="440"/>
+      </w:pPr>
+    </w:lvl>
+    <w:lvl w:ilvl="8" w:tplc="0409001B" w:tentative="1">
+      <w:start w:val="1"/>
+      <w:numFmt w:val="lowerRoman"/>
+      <w:lvlText w:val="%9."/>
+      <w:lvlJc w:val="right"/>
+      <w:pPr>
+        <w:ind w:left="4176" w:hanging="440"/>
+      </w:pPr>
+    </w:lvl>
+  </w:abstractNum>
+  <w:num w:numId="1" w16cid:durableId="1189103738">
+    <w:abstractNumId w:val="0"/>
+  </w:num>
+</w:numbering>
 </file>
 
 <file path=word/styles.xml><?xml version="1.0" encoding="utf-8"?>
@@ -1070,7 +1593,6 @@
     <w:next w:val="a"/>
     <w:link w:val="30"/>
     <w:uiPriority w:val="9"/>
-    <w:semiHidden/>
     <w:unhideWhenUsed/>
     <w:qFormat/>
     <w:rsid w:val="00764FB6"/>
@@ -1277,7 +1799,6 @@
     <w:basedOn w:val="a0"/>
     <w:link w:val="3"/>
     <w:uiPriority w:val="9"/>
-    <w:semiHidden/>
     <w:rsid w:val="00764FB6"/>
     <w:rPr>
       <w:rFonts w:asciiTheme="majorHAnsi" w:eastAsiaTheme="majorEastAsia" w:hAnsiTheme="majorHAnsi" w:cstheme="majorBidi"/>
@@ -1637,6 +2158,29 @@
       <w:widowControl w:val="0"/>
       <w:spacing w:after="0" w:line="240" w:lineRule="auto"/>
     </w:pPr>
+  </w:style>
+  <w:style w:type="character" w:styleId="af3">
+    <w:name w:val="Hyperlink"/>
+    <w:basedOn w:val="a0"/>
+    <w:uiPriority w:val="99"/>
+    <w:unhideWhenUsed/>
+    <w:rsid w:val="00B10A2C"/>
+    <w:rPr>
+      <w:color w:val="0563C1" w:themeColor="hyperlink"/>
+      <w:u w:val="single"/>
+    </w:rPr>
+  </w:style>
+  <w:style w:type="character" w:styleId="af4">
+    <w:name w:val="Unresolved Mention"/>
+    <w:basedOn w:val="a0"/>
+    <w:uiPriority w:val="99"/>
+    <w:semiHidden/>
+    <w:unhideWhenUsed/>
+    <w:rsid w:val="00B10A2C"/>
+    <w:rPr>
+      <w:color w:val="605E5C"/>
+      <w:shd w:val="clear" w:color="auto" w:fill="E1DFDD"/>
+    </w:rPr>
   </w:style>
 </w:styles>
 </file>
